--- a/public/downloads/aiadc-materials-checklist.docx
+++ b/public/downloads/aiadc-materials-checklist.docx
@@ -62,14 +62,14 @@
                 <w:rFonts w:ascii="微软雅黑" w:eastAsia="微软雅黑" w:hAnsi="微软雅黑" w:hint="eastAsia"/>
                 <w:sz w:val="24"/>
               </w:rPr>
-              <w:t>说明：本清单用于参赛团队自查材料完整性。参赛团队应于</w:t>
-            </w:r>
-            <w:r>
-              <w:rPr>
-                <w:rFonts w:ascii="微软雅黑" w:eastAsia="微软雅黑" w:hAnsi="微软雅黑"/>
-                <w:sz w:val="24"/>
-              </w:rPr>
-              <w:t>2026年9月30日前完成报名系统信息填报及缴费；已完成报名确认的项目可继续完善初赛材料，全部必交材料于2026年10月8日截止提交，具体时点以报名系统或组委会通知为准。组委会可根据报名系统设置、评审安排和资格审核需要补充或调整材料要求。</w:t>
+              <w:t xml:space="preserve">说明：本清单用于参赛团队自查材料完整性。参赛团队应于2026年9月30日前完成报名系统信息填报；已完成报名确认的项目可继续完善初赛材料，全部必交材料于2026年10月8日截止提交，具体时点以报名系统或组委会通知为准。组委会可根据报名系统设置、评审安排和资格审核需要补充或调整材料要求。</w:t>
+            </w:r>
+            <w:r>
+              <w:rPr>
+                <w:rFonts w:ascii="微软雅黑" w:eastAsia="微软雅黑" w:hAnsi="微软雅黑"/>
+                <w:sz w:val="24"/>
+              </w:rPr>
+              <w:t/>
             </w:r>
           </w:p>
           <w:p>
